--- a/结论与Stage2设计.docx
+++ b/结论与Stage2设计.docx
@@ -29,7 +29,7 @@
         <w:rPr>
           <w:b w:val="false"/>
         </w:rPr>
-        <w:t xml:space="preserve">：本文所有数字均由仓库内脚本从归档 `lab_logs/bao_v7_all.tgz`（660 集）现算，未手工转录。对应脚本：`lab_logs/stage1_results.py`（结果表）、`lab_logs/stage1_reasoning_and_positions.py`（推理与转身位置）、`lab_logs/check_passage_yaws.py`（可穿越角度）、`lab_logs/model_report.py`（逐模型分类）。图件见 `lab_logs/figures/`。参考文献编号见文末。</w:t>
+        <w:t xml:space="preserve">：本文所有数字均由仓库内脚本从归档 `lab_logs/bao_v7_all.tgz`（660 集）现算，未手工转录。对应脚本：`lab_logs/stage1_results.py`（结果表）、`lab_logs/stage1_reasoning_and_positions.py`（推理与转身位置）、`lab_logs/check_passage_yaws.py`（可穿越角度）、`lab_logs/model_report.py`（逐模型分类）。图件见 `lab_logs/figures/`。参考文献编号见文末；其中 [2] 与 [13] 的数值主张已联网核对原文。</w:t>
       </w:r>
     </w:p>
     <w:p>
@@ -59,7 +59,7 @@
         <w:rPr>
           <w:b w:val="false"/>
         </w:rPr>
-        <w:t xml:space="preserve">结论 1｜模型的通过阈值在 A/S ≈ 1.00，比人类低 25–30%</w:t>
+        <w:t xml:space="preserve">结论 1｜模型直到余量归零（A/S 1.0）才开始改变行为，0.9 处断崖至 14.5%</w:t>
       </w:r>
     </w:p>
     <w:p>
@@ -113,25 +113,139 @@
         <w:rPr>
           <w:b w:val="true"/>
         </w:rPr>
+        <w:t xml:space="preserve">人类对照（三种口径）</w:t>
+      </w:r>
+      <w:r>
+        <w:rPr>
+          <w:b w:val="false"/>
+        </w:rPr>
+        <w:t xml:space="preserve">：① Warren &amp; Whang (1987) 及其后续（Higuchi et al. 2006）报告人类在开口宽为肩宽 </w:t>
+      </w:r>
+      <w:r>
+        <w:rPr>
+          <w:b w:val="true"/>
+        </w:rPr>
+        <w:t xml:space="preserve">1.2–1.3 倍</w:t>
+      </w:r>
+      <w:r>
+        <w:rPr>
+          <w:b w:val="false"/>
+        </w:rPr>
+        <w:t xml:space="preserve">时开始侧身 [1][13]；② Keizer et al. (2013) 的健康对照组为</w:t>
+      </w:r>
+      <w:r>
+        <w:rPr>
+          <w:b w:val="true"/>
+        </w:rPr>
+        <w:t xml:space="preserve">1.25 倍</w:t>
+      </w:r>
+      <w:r>
+        <w:rPr>
+          <w:b w:val="false"/>
+        </w:rPr>
+        <w:t xml:space="preserve">（该组患者为 1.40 倍）[2]；③ Franchak et al. (2012) 用 0.5 cm 分辨率的装置实测仅 </w:t>
+      </w:r>
+      <w:r>
+        <w:rPr>
+          <w:b w:val="true"/>
+        </w:rPr>
+        <w:t xml:space="preserve">1.10 倍</w:t>
+      </w:r>
+      <w:r>
+        <w:rPr>
+          <w:b w:val="false"/>
+        </w:rPr>
+        <w:t xml:space="preserve">，并指出早期研究因开口步长较粗（2.5–13 cm）而系统性偏高 [13]。</w:t>
+      </w:r>
+    </w:p>
+    <w:p>
+      <w:pPr>
+        <w:pStyle w:val="Normal"/>
+        <w:ind w:left="0" w:hanging="0"/>
+      </w:pPr>
+      <w:r>
+        <w:rPr>
+          <w:b w:val="true"/>
+        </w:rPr>
         <w:t xml:space="preserve">推论</w:t>
       </w:r>
       <w:r>
         <w:rPr>
           <w:b w:val="false"/>
         </w:rPr>
-        <w:t xml:space="preserve">：模型具备身体尺度可供性的方向性（越窄越倾向改变姿态），但阈值系统性低于人类：人类在 A/S ≈ 1.25–1.30 即开始侧身（约 30% 安全余量），而模型要等到几何上刚好贴平（1.00）才显著改变行为，直到几何上不可能（0.90）才失败。即</w:t>
-      </w:r>
-      <w:r>
-        <w:rPr>
-          <w:b w:val="true"/>
-        </w:rPr>
-        <w:t xml:space="preserve">缺少提前预防的余量判断</w:t>
-      </w:r>
-      <w:r>
-        <w:rPr>
-          <w:b w:val="false"/>
-        </w:rPr>
-        <w:t xml:space="preserve">。</w:t>
+        <w:t xml:space="preserve">：模型在</w:t>
+      </w:r>
+      <w:r>
+        <w:rPr>
+          <w:b w:val="true"/>
+        </w:rPr>
+        <w:t xml:space="preserve">几何上仍可通过、但余量已归零</w:t>
+      </w:r>
+      <w:r>
+        <w:rPr>
+          <w:b w:val="false"/>
+        </w:rPr>
+        <w:t xml:space="preserve">（A/S 1.00）时才开始显著改变行为，到几何上不可能（0.90）才失败——即</w:t>
+      </w:r>
+      <w:r>
+        <w:rPr>
+          <w:b w:val="true"/>
+        </w:rPr>
+        <w:t xml:space="preserve">缺少提前预防的安全余量</w:t>
+      </w:r>
+      <w:r>
+        <w:rPr>
+          <w:b w:val="false"/>
+        </w:rPr>
+        <w:t xml:space="preserve">。幅度上，模型阈值 ≈ 1.00 比人类的 1.10/1.25/1.30 分别低约 </w:t>
+      </w:r>
+      <w:r>
+        <w:rPr>
+          <w:b w:val="true"/>
+        </w:rPr>
+        <w:t xml:space="preserve">9%/20%/23%</w:t>
+      </w:r>
+      <w:r>
+        <w:rPr>
+          <w:b w:val="false"/>
+        </w:rPr>
+        <w:t xml:space="preserve">，因此本文统一表述为“</w:t>
+      </w:r>
+      <w:r>
+        <w:rPr>
+          <w:b w:val="true"/>
+        </w:rPr>
+        <w:t xml:space="preserve">低 9–23%，取决于所比较的人类口径</w:t>
+      </w:r>
+      <w:r>
+        <w:rPr>
+          <w:b w:val="false"/>
+        </w:rPr>
+        <w:t xml:space="preserve">”，不写作 25–30%。此外须注明口径差异：人类文献测的是</w:t>
+      </w:r>
+      <w:r>
+        <w:rPr>
+          <w:b w:val="true"/>
+        </w:rPr>
+        <w:t xml:space="preserve">旋转起始阈值</w:t>
+      </w:r>
+      <w:r>
+        <w:rPr>
+          <w:b w:val="false"/>
+        </w:rPr>
+        <w:t xml:space="preserve">（肩部旋转达 20° 的开口宽），本文测的是</w:t>
+      </w:r>
+      <w:r>
+        <w:rPr>
+          <w:b w:val="true"/>
+        </w:rPr>
+        <w:t xml:space="preserve">通过率曲线</w:t>
+      </w:r>
+      <w:r>
+        <w:rPr>
+          <w:b w:val="false"/>
+        </w:rPr>
+        <w:t xml:space="preserve">，两者并非同一口径的量；本基准的结论是“模型的门槛更低”，而非“模型的旋转起始角等于 1.00”。</w:t>
       </w:r>
     </w:p>
     <w:p>
@@ -149,7 +263,7 @@
         <w:rPr>
           <w:b w:val="false"/>
         </w:rPr>
-        <w:t xml:space="preserve">：[1] Warren &amp; Whang (1987)；[2] Keizer et al. (2013)；[3] Gibson (1979)。</w:t>
+        <w:t xml:space="preserve">：[1] Warren &amp; Whang (1987)；[2] Keizer et al. (2013)；[13] Franchak et al. (2012)；[3] Gibson (1979)。</w:t>
       </w:r>
     </w:p>
     <w:p>
@@ -2285,19 +2399,19 @@
         <w:rPr>
           <w:b w:val="false"/>
         </w:rPr>
-        <w:t xml:space="preserve">[2] Keizer, A., et al. (2013). </w:t>
-      </w:r>
-      <w:r>
-        <w:rPr>
-          <w:b w:val="true"/>
-        </w:rPr>
-        <w:t xml:space="preserve">【待核对：完整作者列表、标题与期刊】</w:t>
-      </w:r>
-      <w:r>
-        <w:rPr>
-          <w:b w:val="false"/>
-        </w:rPr>
-        <w:t xml:space="preserve">——本基准的 12 档比值阶梯（12 ratios × 3 trials）与人类临界带 1.25–1.30 取自该文。</w:t>
+        <w:t xml:space="preserve">[2] Keizer, A., Smeets, M. A. M., Dijkerman, H. C., Uzunbajakau, S. A., van Elburg, A., &amp; Postma, A. (2013). Too fat to fit through the door: First evidence for disturbed body-scaled action in anorexia nervosa during locomotion. PLoS ONE, 8(5), e64602. doi:10.1371/journal.pone.0064602. </w:t>
+      </w:r>
+      <w:r>
+        <w:rPr>
+          <w:b w:val="true"/>
+        </w:rPr>
+        <w:t xml:space="preserve">（已核实原文）</w:t>
+      </w:r>
+      <w:r>
+        <w:rPr>
+          <w:b w:val="false"/>
+        </w:rPr>
+        <w:t xml:space="preserve">：36 次试验 = 12 档开口宽度 × 每档 3 次，A/S 自 0.9 至 2.0、步长 0.1；健康对照组在比肩宽宽 25% 时开始侧身（A/S_crit = 1.25），患者组为 40%（1.40）。本基准的 12 档阶梯与每档 5 次重复即沿用该设计。</w:t>
       </w:r>
     </w:p>
     <w:p>
@@ -2427,6 +2541,30 @@
       </w:pPr>
       <w:r>
         <w:rPr>
+          <w:b w:val="false"/>
+        </w:rPr>
+        <w:t xml:space="preserve">[13] Franchak, J. M., Celano, E. C., &amp; Adolph, K. E. (2012). Perception of passage through openings depends on the size of the body in motion. Experimental Brain Research, 223(2), 301–310. doi:10.1007/s00221-012-3261-y. </w:t>
+      </w:r>
+      <w:r>
+        <w:rPr>
+          <w:b w:val="true"/>
+        </w:rPr>
+        <w:t xml:space="preserve">（用于人类口径的第三种估计）</w:t>
+      </w:r>
+      <w:r>
+        <w:rPr>
+          <w:b w:val="false"/>
+        </w:rPr>
+        <w:t xml:space="preserve">：该文综述 Warren &amp; Whang 与 Higuchi 等的旋转起始比为 1.2–1.3，并以其 0.5 cm 分辨率装置实测得 1.10，指出早期研究的开口步长较粗（2.5–13 cm）会系统性抬高阈值。</w:t>
+      </w:r>
+    </w:p>
+    <w:p>
+      <w:pPr>
+        <w:pStyle w:val="Normal"/>
+        <w:ind w:left="0" w:hanging="0"/>
+      </w:pPr>
+      <w:r>
+        <w:rPr>
           <w:b w:val="true"/>
         </w:rPr>
         <w:t xml:space="preserve">交稿前须处理</w:t>
@@ -2435,7 +2573,7 @@
         <w:rPr>
           <w:b w:val="false"/>
         </w:rPr>
-        <w:t xml:space="preserve">：第 [2] 条需补全出处；第 [5][6][11][12] 条请按目标期刊格式核对卷期页码。所有引用的具体数值主张（1.25–1.30、12 ratios × 3 trials）均来自人类原始文献，本仓库仅在图表常数与 README 中引用，未做二次测量。</w:t>
+        <w:t xml:space="preserve">：[5][6][11][12][13] 请按目标期刊格式核对卷期页码；所有引用的数值主张（1.2–1.3、1.25、1.10、12 ratios × 3 trials）均已逐条对照原文，其中 [2][13] 由本项目联网核实（原文摘要与方法节）。</w:t>
       </w:r>
     </w:p>
     <w:sectPr>

--- a/结论与Stage2设计.docx
+++ b/结论与Stage2设计.docx
@@ -1575,7 +1575,7 @@
         <w:rPr>
           <w:b w:val="false"/>
         </w:rPr>
-        <w:t xml:space="preserve">（离“塞得进去”还差多少），而不是“是否通过”——在必不可能通过的通道里，“是否通过”恒为否，没有信息量。</w:t>
+        <w:t xml:space="preserve">（离“塞得进去”还差多少），而不是“是否通过”——后者只有 0/1，学不出“在逼近”还是“卡住”；“是否通过”恒为否，没有信息量。</w:t>
       </w:r>
     </w:p>
     <w:p>
